--- a/docs/Quanta_Reference_Architecture.docx
+++ b/docs/Quanta_Reference_Architecture.docx
@@ -6320,14 +6320,26 @@
       <w:pPr>
         <w:spacing w:after="120"/>
       </w:pPr>
-      <w:r>
-        <w:rPr>
-          <w:rFonts w:ascii="Arial" w:cs="Arial" w:eastAsia="Arial" w:hAnsi="Arial"/>
-          <w:sz w:val="22"/>
-          <w:szCs w:val="22"/>
-        </w:rPr>
-        <w:t xml:space="preserve">Virtualised table with Mon–Fri columns. Week navigation via offset (arrows + fixed-width Today button to the left). Current day column highlighted. Locked weeks show lock icons with explanatory message. Future weeks show dashes, disabled. “Fill remaining as planned” bulk action. Cells turn green when matching plan, indigo when different. Planned hours shown as placeholder text. Row totals, column totals, and weekly summary toggle.</w:t>
-      </w:r>
+      <w:del w:id="9001" w:author="Claude" w:date="2026-05-30T00:00:00Z">
+        <w:r>
+          <w:rPr>
+            <w:rFonts w:ascii="Arial" w:cs="Arial" w:eastAsia="Arial" w:hAnsi="Arial"/>
+            <w:sz w:val="22"/>
+            <w:szCs w:val="22"/>
+          </w:rPr>
+          <w:delText xml:space="preserve">Virtualised table with Mon–Fri columns. Week navigation via offset (arrows + fixed-width Today button to the left). Current day column highlighted. Locked weeks show lock icons with explanatory message. Future weeks show dashes, disabled. “Fill remaining as planned” bulk action. Cells turn green when matching plan, indigo when different. Planned hours shown as placeholder text. Row totals, column totals, and weekly summary toggle.</w:delText>
+        </w:r>
+      </w:del>
+      <w:ins w:id="9002" w:author="Claude" w:date="2026-05-30T00:00:00Z">
+        <w:r>
+          <w:rPr>
+            <w:rFonts w:ascii="Arial" w:cs="Arial" w:eastAsia="Arial" w:hAnsi="Arial"/>
+            <w:sz w:val="22"/>
+            <w:szCs w:val="22"/>
+          </w:rPr>
+          <w:t xml:space="preserve">Scrollable table with one column per project week (labelled W1 through Wn) and a sticky resource-name column. Locked weeks show a padlock ribbon across the column header and render read-only with an explanatory message. A “Fill remaining as planned” bulk action fills a week’s empty actual cells from their planned values. Actual cells turn green when they match the planned value and indigo when they differ; empty cells show the planned hours as light-gray placeholder text. Row totals, column totals, and a weekly-summary-by-project toggle are provided.</w:t>
+        </w:r>
+      </w:ins>
     </w:p>
     <w:p>
       <w:pPr>
@@ -8549,14 +8561,26 @@
             </w:tcMar>
           </w:tcPr>
           <w:p>
-            <w:r>
-              <w:rPr>
-                <w:rFonts w:ascii="Arial" w:cs="Arial" w:eastAsia="Arial" w:hAnsi="Arial"/>
-                <w:sz w:val="20"/>
-                <w:szCs w:val="20"/>
-              </w:rPr>
-              <w:t xml:space="preserve">Week navigation via offset parameter. Locked weeks return locked=true; client renders lock icons. Future weeks return empty with is_future flag. Fill-remaining endpoint sets null actuals to planned values.</w:t>
-            </w:r>
+            <w:del w:id="9003" w:author="Claude" w:date="2026-05-30T00:00:00Z">
+              <w:r>
+                <w:rPr>
+                  <w:rFonts w:ascii="Arial" w:cs="Arial" w:eastAsia="Arial" w:hAnsi="Arial"/>
+                  <w:sz w:val="20"/>
+                  <w:szCs w:val="20"/>
+                </w:rPr>
+                <w:delText xml:space="preserve">Week navigation via offset parameter. Locked weeks return locked=true; client renders lock icons. Future weeks return empty with is_future flag. Fill-remaining endpoint sets null actuals to planned values.</w:delText>
+              </w:r>
+            </w:del>
+            <w:ins w:id="9004" w:author="Claude" w:date="2026-05-30T00:00:00Z">
+              <w:r>
+                <w:rPr>
+                  <w:rFonts w:ascii="Arial" w:cs="Arial" w:eastAsia="Arial" w:hAnsi="Arial"/>
+                  <w:sz w:val="20"/>
+                  <w:szCs w:val="20"/>
+                </w:rPr>
+                <w:t xml:space="preserve">The grid endpoint returns every project week with its week-start date and a locked flag; the client renders all weeks as columns. Locked weeks return locked=true and render read-only. The lock/unlock and fill-remaining actions are per week; fill-remaining sets null actuals to their planned values.</w:t>
+              </w:r>
+            </w:ins>
           </w:p>
         </w:tc>
       </w:tr>
